--- a/블로그글작성/판례/물환경_대법원_시리즈/판례_대법원2011두2453_내영향력안의사람이낸오염은내가방제해야합니다.docx
+++ b/블로그글작성/판례/물환경_대법원_시리즈/판례_대법원2011두2453_내영향력안의사람이낸오염은내가방제해야합니다.docx
@@ -599,6 +599,13 @@
           <w:rFonts w:ascii="맑은 고딕" w:hAnsi="맑은 고딕" w:eastAsia="맑은 고딕" w:cs="맑은 고딕"/>
           <w:color w:val="000000"/>
         </w:rPr>
+        <w:br/>
+      </w:r>
+      <w:r>
+        <w:rPr>
+          <w:rFonts w:ascii="맑은 고딕" w:hAnsi="맑은 고딕" w:eastAsia="맑은 고딕" w:cs="맑은 고딕"/>
+          <w:color w:val="000000"/>
+        </w:rPr>
         <w:t>② 원고는 임차인의 요구에 따라 물류창고 지하층에 스윙도어 등 설치공사를 하게 되었고, 이를 소외 시공회사에 도급 주었다.</w:t>
       </w:r>
       <w:r>
@@ -613,6 +620,13 @@
           <w:rFonts w:ascii="맑은 고딕" w:hAnsi="맑은 고딕" w:eastAsia="맑은 고딕" w:cs="맑은 고딕"/>
           <w:color w:val="000000"/>
         </w:rPr>
+        <w:br/>
+      </w:r>
+      <w:r>
+        <w:rPr>
+          <w:rFonts w:ascii="맑은 고딕" w:hAnsi="맑은 고딕" w:eastAsia="맑은 고딕" w:cs="맑은 고딕"/>
+          <w:color w:val="000000"/>
+        </w:rPr>
         <w:t>③ 소외 시공회사는 다시 소외인에게 위 설치공사의 일부를 하도급 주었다.</w:t>
       </w:r>
       <w:r>
@@ -627,7 +641,21 @@
           <w:rFonts w:ascii="맑은 고딕" w:hAnsi="맑은 고딕" w:eastAsia="맑은 고딕" w:cs="맑은 고딕"/>
           <w:color w:val="000000"/>
         </w:rPr>
+        <w:br/>
+      </w:r>
+      <w:r>
+        <w:rPr>
+          <w:rFonts w:ascii="맑은 고딕" w:hAnsi="맑은 고딕" w:eastAsia="맑은 고딕" w:cs="맑은 고딕"/>
+          <w:color w:val="000000"/>
+        </w:rPr>
         <w:t>④ 소외인이 물류창고 지하층에서 그의 피용자와 함께 작업을 하다가 화재를 발생시켰고, 이로 인하여 하천이 오염되었다.</w:t>
+      </w:r>
+      <w:r>
+        <w:rPr>
+          <w:rFonts w:ascii="맑은 고딕" w:hAnsi="맑은 고딕" w:eastAsia="맑은 고딕" w:cs="맑은 고딕"/>
+          <w:color w:val="000000"/>
+        </w:rPr>
+        <w:br/>
       </w:r>
       <w:r>
         <w:rPr>
@@ -680,6 +708,7 @@
         <w:rPr>
           <w:rFonts w:ascii="맑은 고딕" w:hAnsi="맑은 고딕" w:eastAsia="맑은 고딕" w:cs="맑은 고딕"/>
           <w:color w:val="000000"/>
+          <w:u w:val="single"/>
         </w:rPr>
         <w:t>이 사건의 쟁점은, 수질 및 수생태계 보전에 관한 법률 제15조 제2항에서 정한 ‘그 행위자의 사업주’의 의미와, 여러 단계의 도급을 거쳐 실제 작업을 한 자가 발생시킨 오염에 대하여 원청이 방제조치 의무를 부담하는지 여부이다.</w:t>
       </w:r>
@@ -735,6 +764,15 @@
           <w:rFonts w:ascii="맑은 고딕" w:hAnsi="맑은 고딕" w:eastAsia="맑은 고딕" w:cs="맑은 고딕"/>
           <w:color w:val="000000"/>
         </w:rPr>
+        <w:br/>
+      </w:r>
+      <w:r>
+        <w:rPr>
+          <w:rFonts w:ascii="맑은 고딕" w:hAnsi="맑은 고딕" w:eastAsia="맑은 고딕" w:cs="맑은 고딕"/>
+          <w:b/>
+          <w:color w:val="000000"/>
+          <w:u w:val="single"/>
+        </w:rPr>
         <w:t>② 대법원의 판단 원심의 이유 설시에 일부 적절하지 않은 점이 있으나, 원고가 방제조치 의무를 부담한다고 본 결론은 정당하다.</w:t>
       </w:r>
       <w:r>
@@ -749,6 +787,13 @@
           <w:rFonts w:ascii="맑은 고딕" w:hAnsi="맑은 고딕" w:eastAsia="맑은 고딕" w:cs="맑은 고딕"/>
           <w:color w:val="000000"/>
         </w:rPr>
+        <w:br/>
+      </w:r>
+      <w:r>
+        <w:rPr>
+          <w:rFonts w:ascii="맑은 고딕" w:hAnsi="맑은 고딕" w:eastAsia="맑은 고딕" w:cs="맑은 고딕"/>
+          <w:color w:val="000000"/>
+        </w:rPr>
         <w:t>③ 침익적 행정처분의 근거가 되는 행정법규는 엄격하게 해석·적용하여야 하고 상대방에게 불리한 방향으로 지나치게 확장해석하거나 유추해석하여서는 안 되지만, 문언의 통상적인 의미를 벗어나지 않는 한 그 입법 취지와 목적 등을 고려한 목적론적 해석이 배제되는 것은 아니다.</w:t>
       </w:r>
       <w:r>
@@ -763,6 +808,13 @@
           <w:rFonts w:ascii="맑은 고딕" w:hAnsi="맑은 고딕" w:eastAsia="맑은 고딕" w:cs="맑은 고딕"/>
           <w:color w:val="000000"/>
         </w:rPr>
+        <w:br/>
+      </w:r>
+      <w:r>
+        <w:rPr>
+          <w:rFonts w:ascii="맑은 고딕" w:hAnsi="맑은 고딕" w:eastAsia="맑은 고딕" w:cs="맑은 고딕"/>
+          <w:color w:val="000000"/>
+        </w:rPr>
         <w:t>④ 이 사건 조항은 공공수역에 특정수질유해물질 등을 누출·유출하거나 분뇨 등을 버리는 행위로 공공수역이 오염되거나 오염될 우려가 있는 경우 ‘그 행위자의 사업주’가 방제조치를 하여야 함을 규정하고 있다.</w:t>
       </w:r>
       <w:r>
@@ -777,6 +829,15 @@
           <w:rFonts w:ascii="맑은 고딕" w:hAnsi="맑은 고딕" w:eastAsia="맑은 고딕" w:cs="맑은 고딕"/>
           <w:color w:val="000000"/>
         </w:rPr>
+        <w:br/>
+      </w:r>
+      <w:r>
+        <w:rPr>
+          <w:rFonts w:ascii="맑은 고딕" w:hAnsi="맑은 고딕" w:eastAsia="맑은 고딕" w:cs="맑은 고딕"/>
+          <w:b/>
+          <w:color w:val="000000"/>
+          <w:u w:val="single"/>
+        </w:rPr>
         <w:t>⑤ 환경정책기본법이 자기의 행위 또는 사업활동으로 환경오염의 원인을 야기한 자는 그 방지와 회복·복원의 책임을 지고 피해 구제 비용을 부담함을 원칙으로 한다고 규정하고 있는 점 등에 비추어 보아야 한다.</w:t>
       </w:r>
       <w:r>
@@ -791,6 +852,13 @@
           <w:rFonts w:ascii="맑은 고딕" w:hAnsi="맑은 고딕" w:eastAsia="맑은 고딕" w:cs="맑은 고딕"/>
           <w:color w:val="000000"/>
         </w:rPr>
+        <w:br/>
+      </w:r>
+      <w:r>
+        <w:rPr>
+          <w:rFonts w:ascii="맑은 고딕" w:hAnsi="맑은 고딕" w:eastAsia="맑은 고딕" w:cs="맑은 고딕"/>
+          <w:color w:val="000000"/>
+        </w:rPr>
         <w:t>⑥ 그러므로 이 사건 조항의 ‘그 행위자의 사업주’는 자기의 사업활동을 위하여 자기의 영향력 내에 있는 행위자를 이용하는 자로서, 그 행위자의 행위로 인하여 공공수역이 오염되거나 오염될 우려가 있는 경우의 사업자를 가리킨다.</w:t>
       </w:r>
       <w:r>
@@ -805,6 +873,13 @@
           <w:rFonts w:ascii="맑은 고딕" w:hAnsi="맑은 고딕" w:eastAsia="맑은 고딕" w:cs="맑은 고딕"/>
           <w:color w:val="000000"/>
         </w:rPr>
+        <w:br/>
+      </w:r>
+      <w:r>
+        <w:rPr>
+          <w:rFonts w:ascii="맑은 고딕" w:hAnsi="맑은 고딕" w:eastAsia="맑은 고딕" w:cs="맑은 고딕"/>
+          <w:color w:val="000000"/>
+        </w:rPr>
         <w:t>⑦ 따라서 자기의 사업활동을 위하여 자기의 영향력 내에 있는 행위자를 이용하는 사업자는, 특별한 사정이 없는 한 그 행위자가 발생시킨 수질오염에 대하여 ‘그 행위자의 사업주’로서 방제조치 의무를 부담한다.</w:t>
       </w:r>
       <w:r>
@@ -818,6 +893,15 @@
         <w:rPr>
           <w:rFonts w:ascii="맑은 고딕" w:hAnsi="맑은 고딕" w:eastAsia="맑은 고딕" w:cs="맑은 고딕"/>
           <w:color w:val="000000"/>
+        </w:rPr>
+        <w:br/>
+      </w:r>
+      <w:r>
+        <w:rPr>
+          <w:rFonts w:ascii="맑은 고딕" w:hAnsi="맑은 고딕" w:eastAsia="맑은 고딕" w:cs="맑은 고딕"/>
+          <w:b/>
+          <w:color w:val="000000"/>
+          <w:u w:val="single"/>
         </w:rPr>
         <w:t>⑧ 이 사건 설치공사는 물류창고의 전반적인 자산관리업무를 책임지는 원고의 사업활동을 위하여 이루어졌고, 실제로 공사를 한 하수급인과 그 피용자는 물류창고 관리자인 원고의 영향력 내에 있었으므로, 원고는 방제조치를 하여야 할 사업자에 해당한다.</w:t>
       </w:r>

--- a/블로그글작성/판례/물환경_대법원_시리즈/판례_대법원2011두2453_내영향력안의사람이낸오염은내가방제해야합니다.docx
+++ b/블로그글작성/판례/물환경_대법원_시리즈/판례_대법원2011두2453_내영향력안의사람이낸오염은내가방제해야합니다.docx
@@ -16,7 +16,7 @@
           <w:color w:val="000000"/>
           <w:sz w:val="30"/>
         </w:rPr>
-        <w:t>내 영향력 안의 사람이 낸 오염은 내가 방제해야 합니다</w:t>
+        <w:t>내 영향력 안의 사람이 낸 오염은 내가 방제해야 합니다. (2011두2453)</w:t>
       </w:r>
     </w:p>
     <w:p>
@@ -47,12 +47,6 @@
         </w:rPr>
         <w:t>○ 하도급 업체 작업 중 발생한 화재로 하천이 오염되자 행정청이 대집행 비용을 자산관리회사에 부담시킨 사건입니다. 대법원은 ‘그 행위자의 사업주’란 자기의 사업활동을 위하여 자기의 영향력 내에 있는 행위자를 이용하는 자를 가리키므로, 여러 단계의 도급을 거쳤더라도 방제조치 의무를 부담한다고 보았습니다.</w:t>
       </w:r>
-    </w:p>
-    <w:p>
-      <w:pPr>
-        <w:autoSpaceDN w:val="0"/>
-        <w:autoSpaceDE w:val="0"/>
-      </w:pPr>
     </w:p>
     <w:p>
       <w:pPr>
@@ -220,12 +214,6 @@
       <w:pPr>
         <w:autoSpaceDN w:val="0"/>
         <w:autoSpaceDE w:val="0"/>
-      </w:pPr>
-    </w:p>
-    <w:p>
-      <w:pPr>
-        <w:autoSpaceDN w:val="0"/>
-        <w:autoSpaceDE w:val="0"/>
         <w:pStyle w:val="2"/>
       </w:pPr>
       <w:r>
@@ -558,6 +546,118 @@
       <w:pPr>
         <w:autoSpaceDN w:val="0"/>
         <w:autoSpaceDE w:val="0"/>
+        <w:pStyle w:val="2"/>
+        <w:spacing w:before="80"/>
+      </w:pPr>
+      <w:r>
+        <w:rPr>
+          <w:rFonts w:ascii="맑은 고딕" w:hAnsi="맑은 고딕" w:eastAsia="맑은 고딕" w:cs="맑은 고딕"/>
+          <w:color w:val="000000"/>
+        </w:rPr>
+        <w:t>2. 사실관계</w:t>
+      </w:r>
+    </w:p>
+    <w:p>
+      <w:pPr>
+        <w:autoSpaceDN w:val="0"/>
+        <w:autoSpaceDE w:val="0"/>
+      </w:pPr>
+      <w:r>
+        <w:rPr>
+          <w:rFonts w:ascii="맑은 고딕" w:hAnsi="맑은 고딕" w:eastAsia="맑은 고딕" w:cs="맑은 고딕"/>
+          <w:color w:val="000000"/>
+        </w:rPr>
+        <w:t>① 원고는 이 사건 물류창고의 전반적인 자산관리업무를 위탁받은 회사로서, 소외 물류회사에 물류창고의 지하 1층을 임대하였다.</w:t>
+      </w:r>
+      <w:r>
+        <w:rPr>
+          <w:rFonts w:ascii="맑은 고딕" w:hAnsi="맑은 고딕" w:eastAsia="맑은 고딕" w:cs="맑은 고딕"/>
+          <w:color w:val="000000"/>
+        </w:rPr>
+        <w:br/>
+      </w:r>
+      <w:r>
+        <w:rPr>
+          <w:rFonts w:ascii="맑은 고딕" w:hAnsi="맑은 고딕" w:eastAsia="맑은 고딕" w:cs="맑은 고딕"/>
+          <w:color w:val="000000"/>
+        </w:rPr>
+        <w:br/>
+      </w:r>
+      <w:r>
+        <w:rPr>
+          <w:rFonts w:ascii="맑은 고딕" w:hAnsi="맑은 고딕" w:eastAsia="맑은 고딕" w:cs="맑은 고딕"/>
+          <w:color w:val="000000"/>
+        </w:rPr>
+        <w:t>② 원고는 임차인의 요구에 따라 물류창고 지하층에 스윙도어 등 설치공사를 하게 되었고, 이를 소외 시공회사에 도급 주었다.</w:t>
+      </w:r>
+      <w:r>
+        <w:rPr>
+          <w:rFonts w:ascii="맑은 고딕" w:hAnsi="맑은 고딕" w:eastAsia="맑은 고딕" w:cs="맑은 고딕"/>
+          <w:color w:val="000000"/>
+        </w:rPr>
+        <w:br/>
+      </w:r>
+      <w:r>
+        <w:rPr>
+          <w:rFonts w:ascii="맑은 고딕" w:hAnsi="맑은 고딕" w:eastAsia="맑은 고딕" w:cs="맑은 고딕"/>
+          <w:color w:val="000000"/>
+        </w:rPr>
+        <w:br/>
+      </w:r>
+      <w:r>
+        <w:rPr>
+          <w:rFonts w:ascii="맑은 고딕" w:hAnsi="맑은 고딕" w:eastAsia="맑은 고딕" w:cs="맑은 고딕"/>
+          <w:color w:val="000000"/>
+        </w:rPr>
+        <w:t>③ 소외 시공회사는 다시 소외인에게 위 설치공사의 일부를 하도급 주었다.</w:t>
+      </w:r>
+      <w:r>
+        <w:rPr>
+          <w:rFonts w:ascii="맑은 고딕" w:hAnsi="맑은 고딕" w:eastAsia="맑은 고딕" w:cs="맑은 고딕"/>
+          <w:color w:val="000000"/>
+        </w:rPr>
+        <w:br/>
+      </w:r>
+      <w:r>
+        <w:rPr>
+          <w:rFonts w:ascii="맑은 고딕" w:hAnsi="맑은 고딕" w:eastAsia="맑은 고딕" w:cs="맑은 고딕"/>
+          <w:color w:val="000000"/>
+        </w:rPr>
+        <w:br/>
+      </w:r>
+      <w:r>
+        <w:rPr>
+          <w:rFonts w:ascii="맑은 고딕" w:hAnsi="맑은 고딕" w:eastAsia="맑은 고딕" w:cs="맑은 고딕"/>
+          <w:color w:val="000000"/>
+        </w:rPr>
+        <w:t>④ 소외인이 물류창고 지하층에서 그의 피용자와 함께 작업을 하다가 화재를 발생시켰고, 이로 인하여 하천이 오염되었다.</w:t>
+      </w:r>
+      <w:r>
+        <w:rPr>
+          <w:rFonts w:ascii="맑은 고딕" w:hAnsi="맑은 고딕" w:eastAsia="맑은 고딕" w:cs="맑은 고딕"/>
+          <w:color w:val="000000"/>
+        </w:rPr>
+        <w:br/>
+      </w:r>
+      <w:r>
+        <w:rPr>
+          <w:rFonts w:ascii="맑은 고딕" w:hAnsi="맑은 고딕" w:eastAsia="맑은 고딕" w:cs="맑은 고딕"/>
+          <w:color w:val="000000"/>
+        </w:rPr>
+        <w:br/>
+      </w:r>
+      <w:r>
+        <w:rPr>
+          <w:rFonts w:ascii="맑은 고딕" w:hAnsi="맑은 고딕" w:eastAsia="맑은 고딕" w:cs="맑은 고딕"/>
+          <w:color w:val="000000"/>
+        </w:rPr>
+        <w:t>⑤ 관할 시장은 원고 등에게 방제조치 이행명령을 하였으나 이행되지 않자 행정대집행을 실시하여 방제작업을 완료한 후, 원고에게 그에 소요된 비용을 연대하여 납부할 것을 명하는 처분을 하였다.</w:t>
+      </w:r>
+    </w:p>
+    <w:p>
+      <w:pPr>
+        <w:autoSpaceDN w:val="0"/>
+        <w:autoSpaceDE w:val="0"/>
       </w:pPr>
     </w:p>
     <w:p>
@@ -572,7 +672,7 @@
           <w:rFonts w:ascii="맑은 고딕" w:hAnsi="맑은 고딕" w:eastAsia="맑은 고딕" w:cs="맑은 고딕"/>
           <w:color w:val="000000"/>
         </w:rPr>
-        <w:t>2. 사실관계</w:t>
+        <w:t>3. 쟁점</w:t>
       </w:r>
     </w:p>
     <w:p>
@@ -584,99 +684,10 @@
         <w:rPr>
           <w:rFonts w:ascii="맑은 고딕" w:hAnsi="맑은 고딕" w:eastAsia="맑은 고딕" w:cs="맑은 고딕"/>
           <w:color w:val="000000"/>
-        </w:rPr>
-        <w:t>① 원고는 이 사건 물류창고의 전반적인 자산관리업무를 위탁받은 회사로서, 소외 물류회사에 물류창고의 지하 1층을 임대하였다.</w:t>
-      </w:r>
-      <w:r>
-        <w:rPr>
-          <w:rFonts w:ascii="맑은 고딕" w:hAnsi="맑은 고딕" w:eastAsia="맑은 고딕" w:cs="맑은 고딕"/>
-          <w:color w:val="000000"/>
-        </w:rPr>
-        <w:br/>
-      </w:r>
-      <w:r>
-        <w:rPr>
-          <w:rFonts w:ascii="맑은 고딕" w:hAnsi="맑은 고딕" w:eastAsia="맑은 고딕" w:cs="맑은 고딕"/>
-          <w:color w:val="000000"/>
-        </w:rPr>
-        <w:br/>
-      </w:r>
-      <w:r>
-        <w:rPr>
-          <w:rFonts w:ascii="맑은 고딕" w:hAnsi="맑은 고딕" w:eastAsia="맑은 고딕" w:cs="맑은 고딕"/>
-          <w:color w:val="000000"/>
-        </w:rPr>
-        <w:t>② 원고는 임차인의 요구에 따라 물류창고 지하층에 스윙도어 등 설치공사를 하게 되었고, 이를 소외 시공회사에 도급 주었다.</w:t>
-      </w:r>
-      <w:r>
-        <w:rPr>
-          <w:rFonts w:ascii="맑은 고딕" w:hAnsi="맑은 고딕" w:eastAsia="맑은 고딕" w:cs="맑은 고딕"/>
-          <w:color w:val="000000"/>
-        </w:rPr>
-        <w:br/>
-      </w:r>
-      <w:r>
-        <w:rPr>
-          <w:rFonts w:ascii="맑은 고딕" w:hAnsi="맑은 고딕" w:eastAsia="맑은 고딕" w:cs="맑은 고딕"/>
-          <w:color w:val="000000"/>
-        </w:rPr>
-        <w:br/>
-      </w:r>
-      <w:r>
-        <w:rPr>
-          <w:rFonts w:ascii="맑은 고딕" w:hAnsi="맑은 고딕" w:eastAsia="맑은 고딕" w:cs="맑은 고딕"/>
-          <w:color w:val="000000"/>
-        </w:rPr>
-        <w:t>③ 소외 시공회사는 다시 소외인에게 위 설치공사의 일부를 하도급 주었다.</w:t>
-      </w:r>
-      <w:r>
-        <w:rPr>
-          <w:rFonts w:ascii="맑은 고딕" w:hAnsi="맑은 고딕" w:eastAsia="맑은 고딕" w:cs="맑은 고딕"/>
-          <w:color w:val="000000"/>
-        </w:rPr>
-        <w:br/>
-      </w:r>
-      <w:r>
-        <w:rPr>
-          <w:rFonts w:ascii="맑은 고딕" w:hAnsi="맑은 고딕" w:eastAsia="맑은 고딕" w:cs="맑은 고딕"/>
-          <w:color w:val="000000"/>
-        </w:rPr>
-        <w:br/>
-      </w:r>
-      <w:r>
-        <w:rPr>
-          <w:rFonts w:ascii="맑은 고딕" w:hAnsi="맑은 고딕" w:eastAsia="맑은 고딕" w:cs="맑은 고딕"/>
-          <w:color w:val="000000"/>
-        </w:rPr>
-        <w:t>④ 소외인이 물류창고 지하층에서 그의 피용자와 함께 작업을 하다가 화재를 발생시켰고, 이로 인하여 하천이 오염되었다.</w:t>
-      </w:r>
-      <w:r>
-        <w:rPr>
-          <w:rFonts w:ascii="맑은 고딕" w:hAnsi="맑은 고딕" w:eastAsia="맑은 고딕" w:cs="맑은 고딕"/>
-          <w:color w:val="000000"/>
-        </w:rPr>
-        <w:br/>
-      </w:r>
-      <w:r>
-        <w:rPr>
-          <w:rFonts w:ascii="맑은 고딕" w:hAnsi="맑은 고딕" w:eastAsia="맑은 고딕" w:cs="맑은 고딕"/>
-          <w:color w:val="000000"/>
-        </w:rPr>
-        <w:br/>
-      </w:r>
-      <w:r>
-        <w:rPr>
-          <w:rFonts w:ascii="맑은 고딕" w:hAnsi="맑은 고딕" w:eastAsia="맑은 고딕" w:cs="맑은 고딕"/>
-          <w:color w:val="000000"/>
-        </w:rPr>
-        <w:t>⑤ 관할 시장은 원고 등에게 방제조치 이행명령을 하였으나 이행되지 않자 행정대집행을 실시하여 방제작업을 완료한 후, 원고에게 그에 소요된 비용을 연대하여 납부할 것을 명하는 처분을 하였다.</w:t>
-      </w:r>
-    </w:p>
-    <w:p>
-      <w:pPr>
-        <w:autoSpaceDN w:val="0"/>
-        <w:autoSpaceDE w:val="0"/>
-      </w:pPr>
+          <w:u w:val="single"/>
+        </w:rPr>
+        <w:t>이 사건의 쟁점은, 수질 및 수생태계 보전에 관한 법률 제15조 제2항에서 정한 ‘그 행위자의 사업주’의 의미와, 여러 단계의 도급을 거쳐 실제 작업을 한 자가 발생시킨 오염에 대하여 원청이 방제조치 의무를 부담하는지 여부이다.</w:t>
+      </w:r>
     </w:p>
     <w:p>
       <w:pPr>
@@ -696,7 +707,7 @@
           <w:rFonts w:ascii="맑은 고딕" w:hAnsi="맑은 고딕" w:eastAsia="맑은 고딕" w:cs="맑은 고딕"/>
           <w:color w:val="000000"/>
         </w:rPr>
-        <w:t>3. 쟁점</w:t>
+        <w:t>4. 판단</w:t>
       </w:r>
     </w:p>
     <w:p>
@@ -708,49 +719,31 @@
         <w:rPr>
           <w:rFonts w:ascii="맑은 고딕" w:hAnsi="맑은 고딕" w:eastAsia="맑은 고딕" w:cs="맑은 고딕"/>
           <w:color w:val="000000"/>
+        </w:rPr>
+        <w:t>① 원심의 판단 원심은 원고가 시공회사에 대하여 구체적인 지휘·감독권한을 보유하고 있었고 시공회사 역시 하수급인에 대한 지휘·감독권한을 보유하고 있었다는 이유로, 방제책임을 지지 않는다는 원고의 주장을 배척하였다.</w:t>
+      </w:r>
+      <w:r>
+        <w:rPr>
+          <w:rFonts w:ascii="맑은 고딕" w:hAnsi="맑은 고딕" w:eastAsia="맑은 고딕" w:cs="맑은 고딕"/>
+          <w:color w:val="000000"/>
+        </w:rPr>
+        <w:br/>
+      </w:r>
+      <w:r>
+        <w:rPr>
+          <w:rFonts w:ascii="맑은 고딕" w:hAnsi="맑은 고딕" w:eastAsia="맑은 고딕" w:cs="맑은 고딕"/>
+          <w:color w:val="000000"/>
+        </w:rPr>
+        <w:br/>
+      </w:r>
+      <w:r>
+        <w:rPr>
+          <w:rFonts w:ascii="맑은 고딕" w:hAnsi="맑은 고딕" w:eastAsia="맑은 고딕" w:cs="맑은 고딕"/>
+          <w:b/>
+          <w:color w:val="000000"/>
           <w:u w:val="single"/>
         </w:rPr>
-        <w:t>이 사건의 쟁점은, 수질 및 수생태계 보전에 관한 법률 제15조 제2항에서 정한 ‘그 행위자의 사업주’의 의미와, 여러 단계의 도급을 거쳐 실제 작업을 한 자가 발생시킨 오염에 대하여 원청이 방제조치 의무를 부담하는지 여부이다.</w:t>
-      </w:r>
-    </w:p>
-    <w:p>
-      <w:pPr>
-        <w:autoSpaceDN w:val="0"/>
-        <w:autoSpaceDE w:val="0"/>
-      </w:pPr>
-    </w:p>
-    <w:p>
-      <w:pPr>
-        <w:autoSpaceDN w:val="0"/>
-        <w:autoSpaceDE w:val="0"/>
-      </w:pPr>
-    </w:p>
-    <w:p>
-      <w:pPr>
-        <w:autoSpaceDN w:val="0"/>
-        <w:autoSpaceDE w:val="0"/>
-        <w:pStyle w:val="2"/>
-        <w:spacing w:before="80"/>
-      </w:pPr>
-      <w:r>
-        <w:rPr>
-          <w:rFonts w:ascii="맑은 고딕" w:hAnsi="맑은 고딕" w:eastAsia="맑은 고딕" w:cs="맑은 고딕"/>
-          <w:color w:val="000000"/>
-        </w:rPr>
-        <w:t>4. 판단</w:t>
-      </w:r>
-    </w:p>
-    <w:p>
-      <w:pPr>
-        <w:autoSpaceDN w:val="0"/>
-        <w:autoSpaceDE w:val="0"/>
-      </w:pPr>
-      <w:r>
-        <w:rPr>
-          <w:rFonts w:ascii="맑은 고딕" w:hAnsi="맑은 고딕" w:eastAsia="맑은 고딕" w:cs="맑은 고딕"/>
-          <w:color w:val="000000"/>
-        </w:rPr>
-        <w:t>① 원심의 판단 원심은 원고가 시공회사에 대하여 구체적인 지휘·감독권한을 보유하고 있었고 시공회사 역시 하수급인에 대한 지휘·감독권한을 보유하고 있었다는 이유로, 방제책임을 지지 않는다는 원고의 주장을 배척하였다.</w:t>
+        <w:t>② 대법원의 판단 원심의 이유 설시에 일부 적절하지 않은 점이 있으나, 원고가 방제조치 의무를 부담한다고 본 결론은 정당하다.</w:t>
       </w:r>
       <w:r>
         <w:rPr>
@@ -769,11 +762,53 @@
       <w:r>
         <w:rPr>
           <w:rFonts w:ascii="맑은 고딕" w:hAnsi="맑은 고딕" w:eastAsia="맑은 고딕" w:cs="맑은 고딕"/>
+          <w:color w:val="000000"/>
+        </w:rPr>
+        <w:t>③ 침익적 행정처분의 근거가 되는 행정법규는 엄격하게 해석·적용하여야 하고 상대방에게 불리한 방향으로 지나치게 확장해석하거나 유추해석하여서는 안 되지만, 문언의 통상적인 의미를 벗어나지 않는 한 그 입법 취지와 목적 등을 고려한 목적론적 해석이 배제되는 것은 아니다.</w:t>
+      </w:r>
+      <w:r>
+        <w:rPr>
+          <w:rFonts w:ascii="맑은 고딕" w:hAnsi="맑은 고딕" w:eastAsia="맑은 고딕" w:cs="맑은 고딕"/>
+          <w:color w:val="000000"/>
+        </w:rPr>
+        <w:br/>
+      </w:r>
+      <w:r>
+        <w:rPr>
+          <w:rFonts w:ascii="맑은 고딕" w:hAnsi="맑은 고딕" w:eastAsia="맑은 고딕" w:cs="맑은 고딕"/>
+          <w:color w:val="000000"/>
+        </w:rPr>
+        <w:br/>
+      </w:r>
+      <w:r>
+        <w:rPr>
+          <w:rFonts w:ascii="맑은 고딕" w:hAnsi="맑은 고딕" w:eastAsia="맑은 고딕" w:cs="맑은 고딕"/>
+          <w:color w:val="000000"/>
+        </w:rPr>
+        <w:t>④ 이 사건 조항은 공공수역에 특정수질유해물질 등을 누출·유출하거나 분뇨 등을 버리는 행위로 공공수역이 오염되거나 오염될 우려가 있는 경우 ‘그 행위자의 사업주’가 방제조치를 하여야 함을 규정하고 있다.</w:t>
+      </w:r>
+      <w:r>
+        <w:rPr>
+          <w:rFonts w:ascii="맑은 고딕" w:hAnsi="맑은 고딕" w:eastAsia="맑은 고딕" w:cs="맑은 고딕"/>
+          <w:color w:val="000000"/>
+        </w:rPr>
+        <w:br/>
+      </w:r>
+      <w:r>
+        <w:rPr>
+          <w:rFonts w:ascii="맑은 고딕" w:hAnsi="맑은 고딕" w:eastAsia="맑은 고딕" w:cs="맑은 고딕"/>
+          <w:color w:val="000000"/>
+        </w:rPr>
+        <w:br/>
+      </w:r>
+      <w:r>
+        <w:rPr>
+          <w:rFonts w:ascii="맑은 고딕" w:hAnsi="맑은 고딕" w:eastAsia="맑은 고딕" w:cs="맑은 고딕"/>
           <w:b/>
           <w:color w:val="000000"/>
           <w:u w:val="single"/>
         </w:rPr>
-        <w:t>② 대법원의 판단 원심의 이유 설시에 일부 적절하지 않은 점이 있으나, 원고가 방제조치 의무를 부담한다고 본 결론은 정당하다.</w:t>
+        <w:t>⑤ 환경정책기본법이 자기의 행위 또는 사업활동으로 환경오염의 원인을 야기한 자는 그 방지와 회복·복원의 책임을 지고 피해 구제 비용을 부담함을 원칙으로 한다고 규정하고 있는 점 등에 비추어 보아야 한다.</w:t>
       </w:r>
       <w:r>
         <w:rPr>
@@ -794,7 +829,7 @@
           <w:rFonts w:ascii="맑은 고딕" w:hAnsi="맑은 고딕" w:eastAsia="맑은 고딕" w:cs="맑은 고딕"/>
           <w:color w:val="000000"/>
         </w:rPr>
-        <w:t>③ 침익적 행정처분의 근거가 되는 행정법규는 엄격하게 해석·적용하여야 하고 상대방에게 불리한 방향으로 지나치게 확장해석하거나 유추해석하여서는 안 되지만, 문언의 통상적인 의미를 벗어나지 않는 한 그 입법 취지와 목적 등을 고려한 목적론적 해석이 배제되는 것은 아니다.</w:t>
+        <w:t>⑥ 그러므로 이 사건 조항의 ‘그 행위자의 사업주’는 자기의 사업활동을 위하여 자기의 영향력 내에 있는 행위자를 이용하는 자로서, 그 행위자의 행위로 인하여 공공수역이 오염되거나 오염될 우려가 있는 경우의 사업자를 가리킨다.</w:t>
       </w:r>
       <w:r>
         <w:rPr>
@@ -815,7 +850,7 @@
           <w:rFonts w:ascii="맑은 고딕" w:hAnsi="맑은 고딕" w:eastAsia="맑은 고딕" w:cs="맑은 고딕"/>
           <w:color w:val="000000"/>
         </w:rPr>
-        <w:t>④ 이 사건 조항은 공공수역에 특정수질유해물질 등을 누출·유출하거나 분뇨 등을 버리는 행위로 공공수역이 오염되거나 오염될 우려가 있는 경우 ‘그 행위자의 사업주’가 방제조치를 하여야 함을 규정하고 있다.</w:t>
+        <w:t>⑦ 따라서 자기의 사업활동을 위하여 자기의 영향력 내에 있는 행위자를 이용하는 사업자는, 특별한 사정이 없는 한 그 행위자가 발생시킨 수질오염에 대하여 ‘그 행위자의 사업주’로서 방제조치 의무를 부담한다.</w:t>
       </w:r>
       <w:r>
         <w:rPr>
@@ -838,79 +873,8 @@
           <w:color w:val="000000"/>
           <w:u w:val="single"/>
         </w:rPr>
-        <w:t>⑤ 환경정책기본법이 자기의 행위 또는 사업활동으로 환경오염의 원인을 야기한 자는 그 방지와 회복·복원의 책임을 지고 피해 구제 비용을 부담함을 원칙으로 한다고 규정하고 있는 점 등에 비추어 보아야 한다.</w:t>
-      </w:r>
-      <w:r>
-        <w:rPr>
-          <w:rFonts w:ascii="맑은 고딕" w:hAnsi="맑은 고딕" w:eastAsia="맑은 고딕" w:cs="맑은 고딕"/>
-          <w:color w:val="000000"/>
-        </w:rPr>
-        <w:br/>
-      </w:r>
-      <w:r>
-        <w:rPr>
-          <w:rFonts w:ascii="맑은 고딕" w:hAnsi="맑은 고딕" w:eastAsia="맑은 고딕" w:cs="맑은 고딕"/>
-          <w:color w:val="000000"/>
-        </w:rPr>
-        <w:br/>
-      </w:r>
-      <w:r>
-        <w:rPr>
-          <w:rFonts w:ascii="맑은 고딕" w:hAnsi="맑은 고딕" w:eastAsia="맑은 고딕" w:cs="맑은 고딕"/>
-          <w:color w:val="000000"/>
-        </w:rPr>
-        <w:t>⑥ 그러므로 이 사건 조항의 ‘그 행위자의 사업주’는 자기의 사업활동을 위하여 자기의 영향력 내에 있는 행위자를 이용하는 자로서, 그 행위자의 행위로 인하여 공공수역이 오염되거나 오염될 우려가 있는 경우의 사업자를 가리킨다.</w:t>
-      </w:r>
-      <w:r>
-        <w:rPr>
-          <w:rFonts w:ascii="맑은 고딕" w:hAnsi="맑은 고딕" w:eastAsia="맑은 고딕" w:cs="맑은 고딕"/>
-          <w:color w:val="000000"/>
-        </w:rPr>
-        <w:br/>
-      </w:r>
-      <w:r>
-        <w:rPr>
-          <w:rFonts w:ascii="맑은 고딕" w:hAnsi="맑은 고딕" w:eastAsia="맑은 고딕" w:cs="맑은 고딕"/>
-          <w:color w:val="000000"/>
-        </w:rPr>
-        <w:br/>
-      </w:r>
-      <w:r>
-        <w:rPr>
-          <w:rFonts w:ascii="맑은 고딕" w:hAnsi="맑은 고딕" w:eastAsia="맑은 고딕" w:cs="맑은 고딕"/>
-          <w:color w:val="000000"/>
-        </w:rPr>
-        <w:t>⑦ 따라서 자기의 사업활동을 위하여 자기의 영향력 내에 있는 행위자를 이용하는 사업자는, 특별한 사정이 없는 한 그 행위자가 발생시킨 수질오염에 대하여 ‘그 행위자의 사업주’로서 방제조치 의무를 부담한다.</w:t>
-      </w:r>
-      <w:r>
-        <w:rPr>
-          <w:rFonts w:ascii="맑은 고딕" w:hAnsi="맑은 고딕" w:eastAsia="맑은 고딕" w:cs="맑은 고딕"/>
-          <w:color w:val="000000"/>
-        </w:rPr>
-        <w:br/>
-      </w:r>
-      <w:r>
-        <w:rPr>
-          <w:rFonts w:ascii="맑은 고딕" w:hAnsi="맑은 고딕" w:eastAsia="맑은 고딕" w:cs="맑은 고딕"/>
-          <w:color w:val="000000"/>
-        </w:rPr>
-        <w:br/>
-      </w:r>
-      <w:r>
-        <w:rPr>
-          <w:rFonts w:ascii="맑은 고딕" w:hAnsi="맑은 고딕" w:eastAsia="맑은 고딕" w:cs="맑은 고딕"/>
-          <w:b/>
-          <w:color w:val="000000"/>
-          <w:u w:val="single"/>
-        </w:rPr>
         <w:t>⑧ 이 사건 설치공사는 물류창고의 전반적인 자산관리업무를 책임지는 원고의 사업활동을 위하여 이루어졌고, 실제로 공사를 한 하수급인과 그 피용자는 물류창고 관리자인 원고의 영향력 내에 있었으므로, 원고는 방제조치를 하여야 할 사업자에 해당한다.</w:t>
       </w:r>
-    </w:p>
-    <w:p>
-      <w:pPr>
-        <w:autoSpaceDN w:val="0"/>
-        <w:autoSpaceDE w:val="0"/>
-      </w:pPr>
     </w:p>
     <w:p>
       <w:pPr>
